--- a/lessons/3-8-catchup/homework.docx
+++ b/lessons/3-8-catchup/homework.docx
@@ -12,7 +12,7 @@
           <w:b/>
           <w:bCs/>
         </w:rPr>
-        <w:t xml:space="preserve">4.4–4.7 Catch-Up — Homework</w:t>
+        <w:t xml:space="preserve">3.8 · 3.10 · 4.4 · 4.5 Catch-Up — Homework</w:t>
       </w:r>
     </w:p>
     <w:p>
@@ -24,7 +24,7 @@
           <w:i/>
           <w:iCs/>
         </w:rPr>
-        <w:t xml:space="preserve">Lesson 3-8-catchup  •  Standard 6.AT.2</w:t>
+        <w:t xml:space="preserve">Lesson 3-8-catchup  •  Standard 6.AT.4</w:t>
       </w:r>
     </w:p>
     <w:p>
@@ -80,7 +80,7 @@
         <w:spacing w:after="60" w:before="0"/>
       </w:pPr>
       <w:r>
-        <w:t xml:space="preserve">Content: I can show I am caught up on Lessons 4.4–4.7 by using each lesson's big idea in mixed practice.</w:t>
+        <w:t xml:space="preserve">Content: I can show I am caught up on Lessons 3.8 · 3.10 · 4.4 · 4.5 by using each lesson's big idea in mixed practice.</w:t>
       </w:r>
     </w:p>
     <w:p>
@@ -88,7 +88,7 @@
         <w:spacing w:after="60" w:before="0"/>
       </w:pPr>
       <w:r>
-        <w:t xml:space="preserve">Language: I can explain which lesson's big idea I used and how, using key vocabulary from Lessons 4.4–4.7.</w:t>
+        <w:t xml:space="preserve">Language: I can explain which lesson's big idea I used and how, using key vocabulary from Lessons 3.8 · 3.10 · 4.4 · 4.5.</w:t>
       </w:r>
     </w:p>
     <w:p>
@@ -161,10 +161,10 @@
           <w:b/>
           <w:bCs/>
         </w:rPr>
-        <w:t xml:space="preserve">Percent of a Number (Porcentaje de un número)</w:t>
-      </w:r>
-      <w:r>
-        <w:t xml:space="preserve"> — A part of a number found by multiplying the number by the percent written as a decimal.</w:t>
+        <w:t xml:space="preserve">Unit Rate Problem Solving (Resolución de problemas con tasas unitarias)</w:t>
+      </w:r>
+      <w:r>
+        <w:t xml:space="preserve"> — Find an amount per 1 unit and use it to compare choices or solve a problem.</w:t>
       </w:r>
     </w:p>
     <w:p>
@@ -224,10 +224,325 @@
           <w:b/>
           <w:bCs/>
         </w:rPr>
-        <w:t xml:space="preserve">Percent (Porcentaje)</w:t>
-      </w:r>
-      <w:r>
-        <w:t xml:space="preserve"> — A way to compare a number to 100, shown with the % sign.</w:t>
+        <w:t xml:space="preserve">Unit Rate (Tasa unitaria)</w:t>
+      </w:r>
+      <w:r>
+        <w:t xml:space="preserve"> — A rate for just 1 of something, like cost for 1 item.</w:t>
+      </w:r>
+    </w:p>
+    <w:p>
+      <w:pPr>
+        <w:keepNext/>
+        <w:spacing w:after="20" w:before="80"/>
+        <w:jc w:val="center"/>
+      </w:pPr>
+      <w:r>
+        <w:drawing>
+          <wp:inline distT="0" distB="0" distL="0" distR="0">
+            <wp:extent cx="1047750" cy="790575"/>
+            <wp:effectExtent t="0" r="0" b="0" l="0"/>
+            <wp:docPr id="1" name="" descr="" title=""/>
+            <wp:cNvGraphicFramePr>
+              <a:graphicFrameLocks xmlns:a="http://schemas.openxmlformats.org/drawingml/2006/main" noChangeAspect="1"/>
+            </wp:cNvGraphicFramePr>
+            <a:graphic xmlns:a="http://schemas.openxmlformats.org/drawingml/2006/main">
+              <a:graphicData uri="http://schemas.openxmlformats.org/drawingml/2006/picture">
+                <pic:pic xmlns:pic="http://schemas.openxmlformats.org/drawingml/2006/picture">
+                  <pic:nvPicPr>
+                    <pic:cNvPr id="0" name="" descr=""/>
+                    <pic:cNvPicPr>
+                      <a:picLocks noChangeAspect="1" noChangeArrowheads="1"/>
+                    </pic:cNvPicPr>
+                  </pic:nvPicPr>
+                  <pic:blipFill>
+                    <a:blip r:embed="rId8" cstate="none"/>
+                    <a:srcRect/>
+                    <a:stretch>
+                      <a:fillRect/>
+                    </a:stretch>
+                  </pic:blipFill>
+                  <pic:spPr bwMode="auto">
+                    <a:xfrm>
+                      <a:off x="0" y="0"/>
+                      <a:ext cx="1047750" cy="790575"/>
+                    </a:xfrm>
+                    <a:prstGeom prst="rect">
+                      <a:avLst/>
+                    </a:prstGeom>
+                  </pic:spPr>
+                </pic:pic>
+              </a:graphicData>
+            </a:graphic>
+          </wp:inline>
+        </w:drawing>
+      </w:r>
+    </w:p>
+    <w:p>
+      <w:pPr>
+        <w:keepNext/>
+        <w:spacing w:after="120"/>
+      </w:pPr>
+      <w:r>
+        <w:rPr>
+          <w:b/>
+          <w:bCs/>
+        </w:rPr>
+        <w:t xml:space="preserve">Better Buy (Mejor compra)</w:t>
+      </w:r>
+      <w:r>
+        <w:t xml:space="preserve"> — The choice that costs less for each item.</w:t>
+      </w:r>
+    </w:p>
+    <w:p>
+      <w:pPr>
+        <w:keepNext/>
+        <w:spacing w:after="20" w:before="80"/>
+        <w:jc w:val="center"/>
+      </w:pPr>
+      <w:r>
+        <w:drawing>
+          <wp:inline distT="0" distB="0" distL="0" distR="0">
+            <wp:extent cx="1047750" cy="790575"/>
+            <wp:effectExtent t="0" r="0" b="0" l="0"/>
+            <wp:docPr id="1" name="" descr="" title=""/>
+            <wp:cNvGraphicFramePr>
+              <a:graphicFrameLocks xmlns:a="http://schemas.openxmlformats.org/drawingml/2006/main" noChangeAspect="1"/>
+            </wp:cNvGraphicFramePr>
+            <a:graphic xmlns:a="http://schemas.openxmlformats.org/drawingml/2006/main">
+              <a:graphicData uri="http://schemas.openxmlformats.org/drawingml/2006/picture">
+                <pic:pic xmlns:pic="http://schemas.openxmlformats.org/drawingml/2006/picture">
+                  <pic:nvPicPr>
+                    <pic:cNvPr id="0" name="" descr=""/>
+                    <pic:cNvPicPr>
+                      <a:picLocks noChangeAspect="1" noChangeArrowheads="1"/>
+                    </pic:cNvPicPr>
+                  </pic:nvPicPr>
+                  <pic:blipFill>
+                    <a:blip r:embed="rId9" cstate="none"/>
+                    <a:srcRect/>
+                    <a:stretch>
+                      <a:fillRect/>
+                    </a:stretch>
+                  </pic:blipFill>
+                  <pic:spPr bwMode="auto">
+                    <a:xfrm>
+                      <a:off x="0" y="0"/>
+                      <a:ext cx="1047750" cy="790575"/>
+                    </a:xfrm>
+                    <a:prstGeom prst="rect">
+                      <a:avLst/>
+                    </a:prstGeom>
+                  </pic:spPr>
+                </pic:pic>
+              </a:graphicData>
+            </a:graphic>
+          </wp:inline>
+        </w:drawing>
+      </w:r>
+    </w:p>
+    <w:p>
+      <w:pPr>
+        <w:keepNext/>
+        <w:spacing w:after="120"/>
+      </w:pPr>
+      <w:r>
+        <w:rPr>
+          <w:b/>
+          <w:bCs/>
+        </w:rPr>
+        <w:t xml:space="preserve">Comparison (Comparación)</w:t>
+      </w:r>
+      <w:r>
+        <w:t xml:space="preserve"> — Looking at two or more amounts to see how they are related.</w:t>
+      </w:r>
+    </w:p>
+    <w:p>
+      <w:pPr>
+        <w:keepNext/>
+        <w:spacing w:after="20" w:before="80"/>
+        <w:jc w:val="center"/>
+      </w:pPr>
+      <w:r>
+        <w:drawing>
+          <wp:inline distT="0" distB="0" distL="0" distR="0">
+            <wp:extent cx="1047750" cy="790575"/>
+            <wp:effectExtent t="0" r="0" b="0" l="0"/>
+            <wp:docPr id="1" name="" descr="" title=""/>
+            <wp:cNvGraphicFramePr>
+              <a:graphicFrameLocks xmlns:a="http://schemas.openxmlformats.org/drawingml/2006/main" noChangeAspect="1"/>
+            </wp:cNvGraphicFramePr>
+            <a:graphic xmlns:a="http://schemas.openxmlformats.org/drawingml/2006/main">
+              <a:graphicData uri="http://schemas.openxmlformats.org/drawingml/2006/picture">
+                <pic:pic xmlns:pic="http://schemas.openxmlformats.org/drawingml/2006/picture">
+                  <pic:nvPicPr>
+                    <pic:cNvPr id="0" name="" descr=""/>
+                    <pic:cNvPicPr>
+                      <a:picLocks noChangeAspect="1" noChangeArrowheads="1"/>
+                    </pic:cNvPicPr>
+                  </pic:nvPicPr>
+                  <pic:blipFill>
+                    <a:blip r:embed="rId8" cstate="none"/>
+                    <a:srcRect/>
+                    <a:stretch>
+                      <a:fillRect/>
+                    </a:stretch>
+                  </pic:blipFill>
+                  <pic:spPr bwMode="auto">
+                    <a:xfrm>
+                      <a:off x="0" y="0"/>
+                      <a:ext cx="1047750" cy="790575"/>
+                    </a:xfrm>
+                    <a:prstGeom prst="rect">
+                      <a:avLst/>
+                    </a:prstGeom>
+                  </pic:spPr>
+                </pic:pic>
+              </a:graphicData>
+            </a:graphic>
+          </wp:inline>
+        </w:drawing>
+      </w:r>
+    </w:p>
+    <w:p>
+      <w:pPr>
+        <w:keepNext/>
+        <w:spacing w:after="120"/>
+      </w:pPr>
+      <w:r>
+        <w:rPr>
+          <w:b/>
+          <w:bCs/>
+        </w:rPr>
+        <w:t xml:space="preserve">Per Unit (Por unidad)</w:t>
+      </w:r>
+      <w:r>
+        <w:t xml:space="preserve"> — For each single item.</w:t>
+      </w:r>
+    </w:p>
+    <w:p>
+      <w:pPr>
+        <w:keepNext/>
+        <w:spacing w:after="20" w:before="80"/>
+        <w:jc w:val="center"/>
+      </w:pPr>
+      <w:r>
+        <w:drawing>
+          <wp:inline distT="0" distB="0" distL="0" distR="0">
+            <wp:extent cx="1047750" cy="790575"/>
+            <wp:effectExtent t="0" r="0" b="0" l="0"/>
+            <wp:docPr id="1" name="" descr="" title=""/>
+            <wp:cNvGraphicFramePr>
+              <a:graphicFrameLocks xmlns:a="http://schemas.openxmlformats.org/drawingml/2006/main" noChangeAspect="1"/>
+            </wp:cNvGraphicFramePr>
+            <a:graphic xmlns:a="http://schemas.openxmlformats.org/drawingml/2006/main">
+              <a:graphicData uri="http://schemas.openxmlformats.org/drawingml/2006/picture">
+                <pic:pic xmlns:pic="http://schemas.openxmlformats.org/drawingml/2006/picture">
+                  <pic:nvPicPr>
+                    <pic:cNvPr id="0" name="" descr=""/>
+                    <pic:cNvPicPr>
+                      <a:picLocks noChangeAspect="1" noChangeArrowheads="1"/>
+                    </pic:cNvPicPr>
+                  </pic:nvPicPr>
+                  <pic:blipFill>
+                    <a:blip r:embed="rId8" cstate="none"/>
+                    <a:srcRect/>
+                    <a:stretch>
+                      <a:fillRect/>
+                    </a:stretch>
+                  </pic:blipFill>
+                  <pic:spPr bwMode="auto">
+                    <a:xfrm>
+                      <a:off x="0" y="0"/>
+                      <a:ext cx="1047750" cy="790575"/>
+                    </a:xfrm>
+                    <a:prstGeom prst="rect">
+                      <a:avLst/>
+                    </a:prstGeom>
+                  </pic:spPr>
+                </pic:pic>
+              </a:graphicData>
+            </a:graphic>
+          </wp:inline>
+        </w:drawing>
+      </w:r>
+    </w:p>
+    <w:p>
+      <w:pPr>
+        <w:keepNext/>
+        <w:spacing w:after="120"/>
+      </w:pPr>
+      <w:r>
+        <w:rPr>
+          <w:b/>
+          <w:bCs/>
+        </w:rPr>
+        <w:t xml:space="preserve">Rate (Tasa)</w:t>
+      </w:r>
+      <w:r>
+        <w:t xml:space="preserve"> — A ratio comparing two amounts with different units, like miles per hour.</w:t>
+      </w:r>
+    </w:p>
+    <w:p>
+      <w:pPr>
+        <w:keepNext/>
+        <w:spacing w:after="20" w:before="80"/>
+        <w:jc w:val="center"/>
+      </w:pPr>
+      <w:r>
+        <w:drawing>
+          <wp:inline distT="0" distB="0" distL="0" distR="0">
+            <wp:extent cx="1047750" cy="790575"/>
+            <wp:effectExtent t="0" r="0" b="0" l="0"/>
+            <wp:docPr id="1" name="" descr="" title=""/>
+            <wp:cNvGraphicFramePr>
+              <a:graphicFrameLocks xmlns:a="http://schemas.openxmlformats.org/drawingml/2006/main" noChangeAspect="1"/>
+            </wp:cNvGraphicFramePr>
+            <a:graphic xmlns:a="http://schemas.openxmlformats.org/drawingml/2006/main">
+              <a:graphicData uri="http://schemas.openxmlformats.org/drawingml/2006/picture">
+                <pic:pic xmlns:pic="http://schemas.openxmlformats.org/drawingml/2006/picture">
+                  <pic:nvPicPr>
+                    <pic:cNvPr id="0" name="" descr=""/>
+                    <pic:cNvPicPr>
+                      <a:picLocks noChangeAspect="1" noChangeArrowheads="1"/>
+                    </pic:cNvPicPr>
+                  </pic:nvPicPr>
+                  <pic:blipFill>
+                    <a:blip r:embed="rId10" cstate="none"/>
+                    <a:srcRect/>
+                    <a:stretch>
+                      <a:fillRect/>
+                    </a:stretch>
+                  </pic:blipFill>
+                  <pic:spPr bwMode="auto">
+                    <a:xfrm>
+                      <a:off x="0" y="0"/>
+                      <a:ext cx="1047750" cy="790575"/>
+                    </a:xfrm>
+                    <a:prstGeom prst="rect">
+                      <a:avLst/>
+                    </a:prstGeom>
+                  </pic:spPr>
+                </pic:pic>
+              </a:graphicData>
+            </a:graphic>
+          </wp:inline>
+        </w:drawing>
+      </w:r>
+    </w:p>
+    <w:p>
+      <w:pPr>
+        <w:keepNext/>
+        <w:spacing w:after="120"/>
+      </w:pPr>
+      <w:r>
+        <w:rPr>
+          <w:b/>
+          <w:bCs/>
+        </w:rPr>
+        <w:t xml:space="preserve">Proportion (Proporción)</w:t>
+      </w:r>
+      <w:r>
+        <w:t xml:space="preserve"> — A math sentence saying two ratios are equal. It helps find a missing number.</w:t>
       </w:r>
     </w:p>
     <w:p>
@@ -287,132 +602,6 @@
           <w:b/>
           <w:bCs/>
         </w:rPr>
-        <w:t xml:space="preserve">Percent Problem Solving (Resolución de problemas con porcentajes)</w:t>
-      </w:r>
-      <w:r>
-        <w:t xml:space="preserve"> — Use a percent to find a part, a whole, or a percent change in a real situation.</w:t>
-      </w:r>
-    </w:p>
-    <w:p>
-      <w:pPr>
-        <w:keepNext/>
-        <w:spacing w:after="20" w:before="80"/>
-        <w:jc w:val="center"/>
-      </w:pPr>
-      <w:r>
-        <w:drawing>
-          <wp:inline distT="0" distB="0" distL="0" distR="0">
-            <wp:extent cx="1047750" cy="790575"/>
-            <wp:effectExtent t="0" r="0" b="0" l="0"/>
-            <wp:docPr id="1" name="" descr="" title=""/>
-            <wp:cNvGraphicFramePr>
-              <a:graphicFrameLocks xmlns:a="http://schemas.openxmlformats.org/drawingml/2006/main" noChangeAspect="1"/>
-            </wp:cNvGraphicFramePr>
-            <a:graphic xmlns:a="http://schemas.openxmlformats.org/drawingml/2006/main">
-              <a:graphicData uri="http://schemas.openxmlformats.org/drawingml/2006/picture">
-                <pic:pic xmlns:pic="http://schemas.openxmlformats.org/drawingml/2006/picture">
-                  <pic:nvPicPr>
-                    <pic:cNvPr id="0" name="" descr=""/>
-                    <pic:cNvPicPr>
-                      <a:picLocks noChangeAspect="1" noChangeArrowheads="1"/>
-                    </pic:cNvPicPr>
-                  </pic:nvPicPr>
-                  <pic:blipFill>
-                    <a:blip r:embed="rId9" cstate="none"/>
-                    <a:srcRect/>
-                    <a:stretch>
-                      <a:fillRect/>
-                    </a:stretch>
-                  </pic:blipFill>
-                  <pic:spPr bwMode="auto">
-                    <a:xfrm>
-                      <a:off x="0" y="0"/>
-                      <a:ext cx="1047750" cy="790575"/>
-                    </a:xfrm>
-                    <a:prstGeom prst="rect">
-                      <a:avLst/>
-                    </a:prstGeom>
-                  </pic:spPr>
-                </pic:pic>
-              </a:graphicData>
-            </a:graphic>
-          </wp:inline>
-        </w:drawing>
-      </w:r>
-    </w:p>
-    <w:p>
-      <w:pPr>
-        <w:keepNext/>
-        <w:spacing w:after="120"/>
-      </w:pPr>
-      <w:r>
-        <w:rPr>
-          <w:b/>
-          <w:bCs/>
-        </w:rPr>
-        <w:t xml:space="preserve">Discount (Descuento)</w:t>
-      </w:r>
-      <w:r>
-        <w:t xml:space="preserve"> — Money taken off the first price to make it cheaper.</w:t>
-      </w:r>
-    </w:p>
-    <w:p>
-      <w:pPr>
-        <w:keepNext/>
-        <w:spacing w:after="20" w:before="80"/>
-        <w:jc w:val="center"/>
-      </w:pPr>
-      <w:r>
-        <w:drawing>
-          <wp:inline distT="0" distB="0" distL="0" distR="0">
-            <wp:extent cx="1047750" cy="790575"/>
-            <wp:effectExtent t="0" r="0" b="0" l="0"/>
-            <wp:docPr id="1" name="" descr="" title=""/>
-            <wp:cNvGraphicFramePr>
-              <a:graphicFrameLocks xmlns:a="http://schemas.openxmlformats.org/drawingml/2006/main" noChangeAspect="1"/>
-            </wp:cNvGraphicFramePr>
-            <a:graphic xmlns:a="http://schemas.openxmlformats.org/drawingml/2006/main">
-              <a:graphicData uri="http://schemas.openxmlformats.org/drawingml/2006/picture">
-                <pic:pic xmlns:pic="http://schemas.openxmlformats.org/drawingml/2006/picture">
-                  <pic:nvPicPr>
-                    <pic:cNvPr id="0" name="" descr=""/>
-                    <pic:cNvPicPr>
-                      <a:picLocks noChangeAspect="1" noChangeArrowheads="1"/>
-                    </pic:cNvPicPr>
-                  </pic:nvPicPr>
-                  <pic:blipFill>
-                    <a:blip r:embed="rId10" cstate="none"/>
-                    <a:srcRect/>
-                    <a:stretch>
-                      <a:fillRect/>
-                    </a:stretch>
-                  </pic:blipFill>
-                  <pic:spPr bwMode="auto">
-                    <a:xfrm>
-                      <a:off x="0" y="0"/>
-                      <a:ext cx="1047750" cy="790575"/>
-                    </a:xfrm>
-                    <a:prstGeom prst="rect">
-                      <a:avLst/>
-                    </a:prstGeom>
-                  </pic:spPr>
-                </pic:pic>
-              </a:graphicData>
-            </a:graphic>
-          </wp:inline>
-        </w:drawing>
-      </w:r>
-    </w:p>
-    <w:p>
-      <w:pPr>
-        <w:keepNext/>
-        <w:spacing w:after="120"/>
-      </w:pPr>
-      <w:r>
-        <w:rPr>
-          <w:b/>
-          <w:bCs/>
-        </w:rPr>
         <w:t xml:space="preserve">Convert Measurement Units (Convertir unidades de medida)</w:t>
       </w:r>
       <w:r>
@@ -476,10 +665,10 @@
           <w:b/>
           <w:bCs/>
         </w:rPr>
-        <w:t xml:space="preserve">Conversion Factor (Factor de conversión)</w:t>
-      </w:r>
-      <w:r>
-        <w:t xml:space="preserve"> — A ratio that helps you change one unit into another.</w:t>
+        <w:t xml:space="preserve">Percent of a Number (Porcentaje de un número)</w:t>
+      </w:r>
+      <w:r>
+        <w:t xml:space="preserve"> — A part of a number found by multiplying the number by the percent written as a decimal.</w:t>
       </w:r>
     </w:p>
     <w:p>
@@ -507,7 +696,7 @@
                     </pic:cNvPicPr>
                   </pic:nvPicPr>
                   <pic:blipFill>
-                    <a:blip r:embed="rId10" cstate="none"/>
+                    <a:blip r:embed="rId11" cstate="none"/>
                     <a:srcRect/>
                     <a:stretch>
                       <a:fillRect/>
@@ -539,10 +728,10 @@
           <w:b/>
           <w:bCs/>
         </w:rPr>
-        <w:t xml:space="preserve">Unit Rate Problem Solving (Resolución de problemas con tasas unitarias)</w:t>
-      </w:r>
-      <w:r>
-        <w:t xml:space="preserve"> — Find an amount per 1 unit and use it to compare choices or solve a problem.</w:t>
+        <w:t xml:space="preserve">Determine the Whole Given the Part and Percent (Hallar el total dados la parte y el porcentaje)</w:t>
+      </w:r>
+      <w:r>
+        <w:t xml:space="preserve"> — Working backwards from a part and its percent to find the whole amount it came from.</w:t>
       </w:r>
     </w:p>
     <w:p>
@@ -602,10 +791,73 @@
           <w:b/>
           <w:bCs/>
         </w:rPr>
-        <w:t xml:space="preserve">Unit Rate (Tasa unitaria)</w:t>
-      </w:r>
-      <w:r>
-        <w:t xml:space="preserve"> — A rate for just 1 of something, like cost for 1 item.</w:t>
+        <w:t xml:space="preserve">Percent (Porcentaje)</w:t>
+      </w:r>
+      <w:r>
+        <w:t xml:space="preserve"> — A way to compare a number to 100, shown with the % sign.</w:t>
+      </w:r>
+    </w:p>
+    <w:p>
+      <w:pPr>
+        <w:keepNext/>
+        <w:spacing w:after="20" w:before="80"/>
+        <w:jc w:val="center"/>
+      </w:pPr>
+      <w:r>
+        <w:drawing>
+          <wp:inline distT="0" distB="0" distL="0" distR="0">
+            <wp:extent cx="1047750" cy="790575"/>
+            <wp:effectExtent t="0" r="0" b="0" l="0"/>
+            <wp:docPr id="1" name="" descr="" title=""/>
+            <wp:cNvGraphicFramePr>
+              <a:graphicFrameLocks xmlns:a="http://schemas.openxmlformats.org/drawingml/2006/main" noChangeAspect="1"/>
+            </wp:cNvGraphicFramePr>
+            <a:graphic xmlns:a="http://schemas.openxmlformats.org/drawingml/2006/main">
+              <a:graphicData uri="http://schemas.openxmlformats.org/drawingml/2006/picture">
+                <pic:pic xmlns:pic="http://schemas.openxmlformats.org/drawingml/2006/picture">
+                  <pic:nvPicPr>
+                    <pic:cNvPr id="0" name="" descr=""/>
+                    <pic:cNvPicPr>
+                      <a:picLocks noChangeAspect="1" noChangeArrowheads="1"/>
+                    </pic:cNvPicPr>
+                  </pic:nvPicPr>
+                  <pic:blipFill>
+                    <a:blip r:embed="rId11" cstate="none"/>
+                    <a:srcRect/>
+                    <a:stretch>
+                      <a:fillRect/>
+                    </a:stretch>
+                  </pic:blipFill>
+                  <pic:spPr bwMode="auto">
+                    <a:xfrm>
+                      <a:off x="0" y="0"/>
+                      <a:ext cx="1047750" cy="790575"/>
+                    </a:xfrm>
+                    <a:prstGeom prst="rect">
+                      <a:avLst/>
+                    </a:prstGeom>
+                  </pic:spPr>
+                </pic:pic>
+              </a:graphicData>
+            </a:graphic>
+          </wp:inline>
+        </w:drawing>
+      </w:r>
+    </w:p>
+    <w:p>
+      <w:pPr>
+        <w:keepNext/>
+        <w:spacing w:after="120"/>
+      </w:pPr>
+      <w:r>
+        <w:rPr>
+          <w:b/>
+          <w:bCs/>
+        </w:rPr>
+        <w:t xml:space="preserve">Percent Problem Solving (Resolución de problemas con porcentajes)</w:t>
+      </w:r>
+      <w:r>
+        <w:t xml:space="preserve"> — Use a percent to find a part, a whole, or a percent change in a real situation.</w:t>
       </w:r>
     </w:p>
     <w:p>
@@ -665,10 +917,10 @@
           <w:b/>
           <w:bCs/>
         </w:rPr>
-        <w:t xml:space="preserve">Base (Base)</w:t>
-      </w:r>
-      <w:r>
-        <w:t xml:space="preserve"> — The number you take the percent OF — it is the number right after the word 'of'.</w:t>
+        <w:t xml:space="preserve">Discount (Descuento)</w:t>
+      </w:r>
+      <w:r>
+        <w:t xml:space="preserve"> — Money taken off the first price to make it cheaper.</w:t>
       </w:r>
     </w:p>
     <w:p>
@@ -728,10 +980,10 @@
           <w:b/>
           <w:bCs/>
         </w:rPr>
-        <w:t xml:space="preserve">Markup (Recargo (margen))</w:t>
-      </w:r>
-      <w:r>
-        <w:t xml:space="preserve"> — Money added to the cost to set the selling price.</w:t>
+        <w:t xml:space="preserve">Conversion Factor (Factor de conversión)</w:t>
+      </w:r>
+      <w:r>
+        <w:t xml:space="preserve"> — A ratio that helps you change one unit into another.</w:t>
       </w:r>
     </w:p>
     <w:p>
@@ -759,7 +1011,7 @@
                     </pic:cNvPicPr>
                   </pic:nvPicPr>
                   <pic:blipFill>
-                    <a:blip r:embed="rId11" cstate="none"/>
+                    <a:blip r:embed="rId15" cstate="none"/>
                     <a:srcRect/>
                     <a:stretch>
                       <a:fillRect/>
@@ -791,10 +1043,10 @@
           <w:b/>
           <w:bCs/>
         </w:rPr>
-        <w:t xml:space="preserve">Unit (Unidad)</w:t>
-      </w:r>
-      <w:r>
-        <w:t xml:space="preserve"> — A standard amount used to measure, like an inch or a liter.</w:t>
+        <w:t xml:space="preserve">Base (Base)</w:t>
+      </w:r>
+      <w:r>
+        <w:t xml:space="preserve"> — The number you take the percent OF — it is the number right after the word 'of'.</w:t>
       </w:r>
     </w:p>
     <w:p>
@@ -822,7 +1074,7 @@
                     </pic:cNvPicPr>
                   </pic:nvPicPr>
                   <pic:blipFill>
-                    <a:blip r:embed="rId12" cstate="none"/>
+                    <a:blip r:embed="rId16" cstate="none"/>
                     <a:srcRect/>
                     <a:stretch>
                       <a:fillRect/>
@@ -854,10 +1106,73 @@
           <w:b/>
           <w:bCs/>
         </w:rPr>
-        <w:t xml:space="preserve">Better Buy (Mejor compra)</w:t>
-      </w:r>
-      <w:r>
-        <w:t xml:space="preserve"> — The choice that costs less for each item.</w:t>
+        <w:t xml:space="preserve">Markup (Recargo (margen))</w:t>
+      </w:r>
+      <w:r>
+        <w:t xml:space="preserve"> — Money added to the cost to set the selling price.</w:t>
+      </w:r>
+    </w:p>
+    <w:p>
+      <w:pPr>
+        <w:keepNext/>
+        <w:spacing w:after="20" w:before="80"/>
+        <w:jc w:val="center"/>
+      </w:pPr>
+      <w:r>
+        <w:drawing>
+          <wp:inline distT="0" distB="0" distL="0" distR="0">
+            <wp:extent cx="1047750" cy="790575"/>
+            <wp:effectExtent t="0" r="0" b="0" l="0"/>
+            <wp:docPr id="1" name="" descr="" title=""/>
+            <wp:cNvGraphicFramePr>
+              <a:graphicFrameLocks xmlns:a="http://schemas.openxmlformats.org/drawingml/2006/main" noChangeAspect="1"/>
+            </wp:cNvGraphicFramePr>
+            <a:graphic xmlns:a="http://schemas.openxmlformats.org/drawingml/2006/main">
+              <a:graphicData uri="http://schemas.openxmlformats.org/drawingml/2006/picture">
+                <pic:pic xmlns:pic="http://schemas.openxmlformats.org/drawingml/2006/picture">
+                  <pic:nvPicPr>
+                    <pic:cNvPr id="0" name="" descr=""/>
+                    <pic:cNvPicPr>
+                      <a:picLocks noChangeAspect="1" noChangeArrowheads="1"/>
+                    </pic:cNvPicPr>
+                  </pic:nvPicPr>
+                  <pic:blipFill>
+                    <a:blip r:embed="rId14" cstate="none"/>
+                    <a:srcRect/>
+                    <a:stretch>
+                      <a:fillRect/>
+                    </a:stretch>
+                  </pic:blipFill>
+                  <pic:spPr bwMode="auto">
+                    <a:xfrm>
+                      <a:off x="0" y="0"/>
+                      <a:ext cx="1047750" cy="790575"/>
+                    </a:xfrm>
+                    <a:prstGeom prst="rect">
+                      <a:avLst/>
+                    </a:prstGeom>
+                  </pic:spPr>
+                </pic:pic>
+              </a:graphicData>
+            </a:graphic>
+          </wp:inline>
+        </w:drawing>
+      </w:r>
+    </w:p>
+    <w:p>
+      <w:pPr>
+        <w:keepNext/>
+        <w:spacing w:after="120"/>
+      </w:pPr>
+      <w:r>
+        <w:rPr>
+          <w:b/>
+          <w:bCs/>
+        </w:rPr>
+        <w:t xml:space="preserve">Unit (Unidad)</w:t>
+      </w:r>
+      <w:r>
+        <w:t xml:space="preserve"> — A standard amount used to measure, like an inch or a liter.</w:t>
       </w:r>
     </w:p>
     <w:p>
@@ -894,39 +1209,39 @@
           <w:b/>
           <w:bCs/>
         </w:rPr>
-        <w:t xml:space="preserve">1. (Lesson 4.4) What is 20% of 150?</w:t>
-      </w:r>
-    </w:p>
-    <w:p>
-      <w:pPr>
-        <w:spacing w:after="40" w:before="0"/>
-      </w:pPr>
-      <w:r>
-        <w:t xml:space="preserve">     A. 30</w:t>
-      </w:r>
-    </w:p>
-    <w:p>
-      <w:pPr>
-        <w:spacing w:after="40" w:before="0"/>
-      </w:pPr>
-      <w:r>
-        <w:t xml:space="preserve">     B. 20</w:t>
-      </w:r>
-    </w:p>
-    <w:p>
-      <w:pPr>
-        <w:spacing w:after="40" w:before="0"/>
-      </w:pPr>
-      <w:r>
-        <w:t xml:space="preserve">     C. 35</w:t>
-      </w:r>
-    </w:p>
-    <w:p>
-      <w:pPr>
-        <w:spacing w:after="40" w:before="0"/>
-      </w:pPr>
-      <w:r>
-        <w:t xml:space="preserve">     D. 75</w:t>
+        <w:t xml:space="preserve">1. (Lesson 3.8) Which is the better buy: 6 bouncy balls for $4.50 or 10 bouncy balls for $8.00?</w:t>
+      </w:r>
+    </w:p>
+    <w:p>
+      <w:pPr>
+        <w:spacing w:after="40" w:before="0"/>
+      </w:pPr>
+      <w:r>
+        <w:t xml:space="preserve">     A. 6 for $4.50 — $0.75 each</w:t>
+      </w:r>
+    </w:p>
+    <w:p>
+      <w:pPr>
+        <w:spacing w:after="40" w:before="0"/>
+      </w:pPr>
+      <w:r>
+        <w:t xml:space="preserve">     B. 10 for $8.00 — $0.80 each</w:t>
+      </w:r>
+    </w:p>
+    <w:p>
+      <w:pPr>
+        <w:spacing w:after="40" w:before="0"/>
+      </w:pPr>
+      <w:r>
+        <w:t xml:space="preserve">     C. They cost the same per ball</w:t>
+      </w:r>
+    </w:p>
+    <w:p>
+      <w:pPr>
+        <w:spacing w:after="40" w:before="0"/>
+      </w:pPr>
+      <w:r>
+        <w:t xml:space="preserve">     D. Not enough information</w:t>
       </w:r>
     </w:p>
     <w:p>
@@ -949,39 +1264,39 @@
           <w:b/>
           <w:bCs/>
         </w:rPr>
-        <w:t xml:space="preserve">2. (Lesson 4.4) What is 50% of 84?</w:t>
-      </w:r>
-    </w:p>
-    <w:p>
-      <w:pPr>
-        <w:spacing w:after="40" w:before="0"/>
-      </w:pPr>
-      <w:r>
-        <w:t xml:space="preserve">     A. 42</w:t>
-      </w:r>
-    </w:p>
-    <w:p>
-      <w:pPr>
-        <w:spacing w:after="40" w:before="0"/>
-      </w:pPr>
-      <w:r>
-        <w:t xml:space="preserve">     B. 50</w:t>
-      </w:r>
-    </w:p>
-    <w:p>
-      <w:pPr>
-        <w:spacing w:after="40" w:before="0"/>
-      </w:pPr>
-      <w:r>
-        <w:t xml:space="preserve">     C. 34</w:t>
-      </w:r>
-    </w:p>
-    <w:p>
-      <w:pPr>
-        <w:spacing w:after="40" w:before="0"/>
-      </w:pPr>
-      <w:r>
-        <w:t xml:space="preserve">     D. 168</w:t>
+        <w:t xml:space="preserve">2. (Lesson 3.8) A faucet drips 15 ounces of water in 5 minutes. What is the unit rate?</w:t>
+      </w:r>
+    </w:p>
+    <w:p>
+      <w:pPr>
+        <w:spacing w:after="40" w:before="0"/>
+      </w:pPr>
+      <w:r>
+        <w:t xml:space="preserve">     A. 3 ounces per minute</w:t>
+      </w:r>
+    </w:p>
+    <w:p>
+      <w:pPr>
+        <w:spacing w:after="40" w:before="0"/>
+      </w:pPr>
+      <w:r>
+        <w:t xml:space="preserve">     B. 5 ounces per minute</w:t>
+      </w:r>
+    </w:p>
+    <w:p>
+      <w:pPr>
+        <w:spacing w:after="40" w:before="0"/>
+      </w:pPr>
+      <w:r>
+        <w:t xml:space="preserve">     C. 15 ounces per minute</w:t>
+      </w:r>
+    </w:p>
+    <w:p>
+      <w:pPr>
+        <w:spacing w:after="40" w:before="0"/>
+      </w:pPr>
+      <w:r>
+        <w:t xml:space="preserve">     D. 0.33 ounces per minute</w:t>
       </w:r>
     </w:p>
     <w:p>
@@ -1004,39 +1319,39 @@
           <w:b/>
           <w:bCs/>
         </w:rPr>
-        <w:t xml:space="preserve">3. (Lesson 4.4) An arcade prize costs 240 tickets. If you have a coupon for 15% off, how many tickets do you save?</w:t>
-      </w:r>
-    </w:p>
-    <w:p>
-      <w:pPr>
-        <w:spacing w:after="40" w:before="0"/>
-      </w:pPr>
-      <w:r>
-        <w:t xml:space="preserve">     A. 36 tickets</w:t>
-      </w:r>
-    </w:p>
-    <w:p>
-      <w:pPr>
-        <w:spacing w:after="40" w:before="0"/>
-      </w:pPr>
-      <w:r>
-        <w:t xml:space="preserve">     B. 24 tickets</w:t>
-      </w:r>
-    </w:p>
-    <w:p>
-      <w:pPr>
-        <w:spacing w:after="40" w:before="0"/>
-      </w:pPr>
-      <w:r>
-        <w:t xml:space="preserve">     C. 15 tickets</w:t>
-      </w:r>
-    </w:p>
-    <w:p>
-      <w:pPr>
-        <w:spacing w:after="40" w:before="0"/>
-      </w:pPr>
-      <w:r>
-        <w:t xml:space="preserve">     D. 204 tickets</w:t>
+        <w:t xml:space="preserve">3. (Lesson 3.8) A machine dispenses 24 tokens in 3 minutes. At this rate, how many tokens does it dispense in 10 minutes?</w:t>
+      </w:r>
+    </w:p>
+    <w:p>
+      <w:pPr>
+        <w:spacing w:after="40" w:before="0"/>
+      </w:pPr>
+      <w:r>
+        <w:t xml:space="preserve">     A. 80 tokens</w:t>
+      </w:r>
+    </w:p>
+    <w:p>
+      <w:pPr>
+        <w:spacing w:after="40" w:before="0"/>
+      </w:pPr>
+      <w:r>
+        <w:t xml:space="preserve">     B. 60 tokens</w:t>
+      </w:r>
+    </w:p>
+    <w:p>
+      <w:pPr>
+        <w:spacing w:after="40" w:before="0"/>
+      </w:pPr>
+      <w:r>
+        <w:t xml:space="preserve">     C. 72 tokens</w:t>
+      </w:r>
+    </w:p>
+    <w:p>
+      <w:pPr>
+        <w:spacing w:after="40" w:before="0"/>
+      </w:pPr>
+      <w:r>
+        <w:t xml:space="preserve">     D. 240 tokens</w:t>
       </w:r>
     </w:p>
     <w:p>
@@ -1059,39 +1374,39 @@
           <w:b/>
           <w:bCs/>
         </w:rPr>
-        <w:t xml:space="preserve">4. (Lesson 4.4) A student scored 72 out of 90 on a test. What percent did they score?</w:t>
-      </w:r>
-    </w:p>
-    <w:p>
-      <w:pPr>
-        <w:spacing w:after="40" w:before="0"/>
-      </w:pPr>
-      <w:r>
-        <w:t xml:space="preserve">     A. 80%</w:t>
-      </w:r>
-    </w:p>
-    <w:p>
-      <w:pPr>
-        <w:spacing w:after="40" w:before="0"/>
-      </w:pPr>
-      <w:r>
-        <w:t xml:space="preserve">     B. 72%</w:t>
-      </w:r>
-    </w:p>
-    <w:p>
-      <w:pPr>
-        <w:spacing w:after="40" w:before="0"/>
-      </w:pPr>
-      <w:r>
-        <w:t xml:space="preserve">     C. 75%</w:t>
-      </w:r>
-    </w:p>
-    <w:p>
-      <w:pPr>
-        <w:spacing w:after="40" w:before="0"/>
-      </w:pPr>
-      <w:r>
-        <w:t xml:space="preserve">     D. 90%</w:t>
+        <w:t xml:space="preserve">4. (Lesson 3.8) A factory produces 360 widgets in 8 hours. At the same rate, how many widgets are produced in a 12-hour shift?</w:t>
+      </w:r>
+    </w:p>
+    <w:p>
+      <w:pPr>
+        <w:spacing w:after="40" w:before="0"/>
+      </w:pPr>
+      <w:r>
+        <w:t xml:space="preserve">     A. 540 widgets</w:t>
+      </w:r>
+    </w:p>
+    <w:p>
+      <w:pPr>
+        <w:spacing w:after="40" w:before="0"/>
+      </w:pPr>
+      <w:r>
+        <w:t xml:space="preserve">     B. 480 widgets</w:t>
+      </w:r>
+    </w:p>
+    <w:p>
+      <w:pPr>
+        <w:spacing w:after="40" w:before="0"/>
+      </w:pPr>
+      <w:r>
+        <w:t xml:space="preserve">     C. 360 widgets</w:t>
+      </w:r>
+    </w:p>
+    <w:p>
+      <w:pPr>
+        <w:spacing w:after="40" w:before="0"/>
+      </w:pPr>
+      <w:r>
+        <w:t xml:space="preserve">     D. 720 widgets</w:t>
       </w:r>
     </w:p>
     <w:p>
@@ -1114,39 +1429,39 @@
           <w:b/>
           <w:bCs/>
         </w:rPr>
-        <w:t xml:space="preserve">5. (Lesson 4.5) A store marks up a $30 item by 40%, then a customer gets 10% off. What is the final price?</w:t>
-      </w:r>
-    </w:p>
-    <w:p>
-      <w:pPr>
-        <w:spacing w:after="40" w:before="0"/>
-      </w:pPr>
-      <w:r>
-        <w:t xml:space="preserve">     A. $37.80</w:t>
-      </w:r>
-    </w:p>
-    <w:p>
-      <w:pPr>
-        <w:spacing w:after="40" w:before="0"/>
-      </w:pPr>
-      <w:r>
-        <w:t xml:space="preserve">     B. $39.00</w:t>
-      </w:r>
-    </w:p>
-    <w:p>
-      <w:pPr>
-        <w:spacing w:after="40" w:before="0"/>
-      </w:pPr>
-      <w:r>
-        <w:t xml:space="preserve">     C. $42.00</w:t>
-      </w:r>
-    </w:p>
-    <w:p>
-      <w:pPr>
-        <w:spacing w:after="40" w:before="0"/>
-      </w:pPr>
-      <w:r>
-        <w:t xml:space="preserve">     D. $36.00</w:t>
+        <w:t xml:space="preserve">5. (Lesson 3.10) A shelf is 30 inches long. How many feet and inches is that?</w:t>
+      </w:r>
+    </w:p>
+    <w:p>
+      <w:pPr>
+        <w:spacing w:after="40" w:before="0"/>
+      </w:pPr>
+      <w:r>
+        <w:t xml:space="preserve">     A. 2 feet 6 inches</w:t>
+      </w:r>
+    </w:p>
+    <w:p>
+      <w:pPr>
+        <w:spacing w:after="40" w:before="0"/>
+      </w:pPr>
+      <w:r>
+        <w:t xml:space="preserve">     B. 3 feet 0 inches</w:t>
+      </w:r>
+    </w:p>
+    <w:p>
+      <w:pPr>
+        <w:spacing w:after="40" w:before="0"/>
+      </w:pPr>
+      <w:r>
+        <w:t xml:space="preserve">     C. 2 feet 8 inches</w:t>
+      </w:r>
+    </w:p>
+    <w:p>
+      <w:pPr>
+        <w:spacing w:after="40" w:before="0"/>
+      </w:pPr>
+      <w:r>
+        <w:t xml:space="preserve">     D. 1 foot 18 inches</w:t>
       </w:r>
     </w:p>
     <w:p>
@@ -1169,117 +1484,7 @@
           <w:b/>
           <w:bCs/>
         </w:rPr>
-        <w:t xml:space="preserve">6. (Lesson 4.5) A restaurant bill is $35. You want to leave a 20% tip. What is the total amount you pay?</w:t>
-      </w:r>
-    </w:p>
-    <w:p>
-      <w:pPr>
-        <w:spacing w:after="40" w:before="0"/>
-      </w:pPr>
-      <w:r>
-        <w:t xml:space="preserve">     A. $42.00</w:t>
-      </w:r>
-    </w:p>
-    <w:p>
-      <w:pPr>
-        <w:spacing w:after="40" w:before="0"/>
-      </w:pPr>
-      <w:r>
-        <w:t xml:space="preserve">     B. $40.00</w:t>
-      </w:r>
-    </w:p>
-    <w:p>
-      <w:pPr>
-        <w:spacing w:after="40" w:before="0"/>
-      </w:pPr>
-      <w:r>
-        <w:t xml:space="preserve">     C. $38.50</w:t>
-      </w:r>
-    </w:p>
-    <w:p>
-      <w:pPr>
-        <w:spacing w:after="40" w:before="0"/>
-      </w:pPr>
-      <w:r>
-        <w:t xml:space="preserve">     D. $55.00</w:t>
-      </w:r>
-    </w:p>
-    <w:p>
-      <w:pPr>
-        <w:spacing w:after="60" w:before="120"/>
-      </w:pPr>
-      <w:r>
-        <w:rPr>
-          <w:color w:val="BBBBBB"/>
-        </w:rPr>
-        <w:t xml:space="preserve">______________________________________________________________________</w:t>
-      </w:r>
-    </w:p>
-    <w:p>
-      <w:pPr>
-        <w:spacing w:after="80" w:before="0"/>
-      </w:pPr>
-      <w:r>
-        <w:rPr>
-          <w:b/>
-          <w:bCs/>
-        </w:rPr>
-        <w:t xml:space="preserve">7. (Lesson 4.6) A shelf is 30 inches long. How many feet and inches is that?</w:t>
-      </w:r>
-    </w:p>
-    <w:p>
-      <w:pPr>
-        <w:spacing w:after="40" w:before="0"/>
-      </w:pPr>
-      <w:r>
-        <w:t xml:space="preserve">     A. 2 feet 6 inches</w:t>
-      </w:r>
-    </w:p>
-    <w:p>
-      <w:pPr>
-        <w:spacing w:after="40" w:before="0"/>
-      </w:pPr>
-      <w:r>
-        <w:t xml:space="preserve">     B. 3 feet 0 inches</w:t>
-      </w:r>
-    </w:p>
-    <w:p>
-      <w:pPr>
-        <w:spacing w:after="40" w:before="0"/>
-      </w:pPr>
-      <w:r>
-        <w:t xml:space="preserve">     C. 2 feet 8 inches</w:t>
-      </w:r>
-    </w:p>
-    <w:p>
-      <w:pPr>
-        <w:spacing w:after="40" w:before="0"/>
-      </w:pPr>
-      <w:r>
-        <w:t xml:space="preserve">     D. 1 foot 18 inches</w:t>
-      </w:r>
-    </w:p>
-    <w:p>
-      <w:pPr>
-        <w:spacing w:after="60" w:before="120"/>
-      </w:pPr>
-      <w:r>
-        <w:rPr>
-          <w:color w:val="BBBBBB"/>
-        </w:rPr>
-        <w:t xml:space="preserve">______________________________________________________________________</w:t>
-      </w:r>
-    </w:p>
-    <w:p>
-      <w:pPr>
-        <w:spacing w:after="80" w:before="0"/>
-      </w:pPr>
-      <w:r>
-        <w:rPr>
-          <w:b/>
-          <w:bCs/>
-        </w:rPr>
-        <w:t xml:space="preserve">8. (Lesson 4.6) Spot the Common Mistake</w:t>
+        <w:t xml:space="preserve">6. (Lesson 3.10) Spot the Common Mistake</w:t>
       </w:r>
     </w:p>
     <w:p>
@@ -1368,39 +1573,39 @@
           <w:b/>
           <w:bCs/>
         </w:rPr>
-        <w:t xml:space="preserve">9. (Lesson 4.7) A machine dispenses 24 tokens in 3 minutes. At this rate, how many tokens does it dispense in 10 minutes?</w:t>
-      </w:r>
-    </w:p>
-    <w:p>
-      <w:pPr>
-        <w:spacing w:after="40" w:before="0"/>
-      </w:pPr>
-      <w:r>
-        <w:t xml:space="preserve">     A. 80 tokens</w:t>
-      </w:r>
-    </w:p>
-    <w:p>
-      <w:pPr>
-        <w:spacing w:after="40" w:before="0"/>
-      </w:pPr>
-      <w:r>
-        <w:t xml:space="preserve">     B. 60 tokens</w:t>
-      </w:r>
-    </w:p>
-    <w:p>
-      <w:pPr>
-        <w:spacing w:after="40" w:before="0"/>
-      </w:pPr>
-      <w:r>
-        <w:t xml:space="preserve">     C. 72 tokens</w:t>
-      </w:r>
-    </w:p>
-    <w:p>
-      <w:pPr>
-        <w:spacing w:after="40" w:before="0"/>
-      </w:pPr>
-      <w:r>
-        <w:t xml:space="preserve">     D. 240 tokens</w:t>
+        <w:t xml:space="preserve">7. (Lesson 4.4) An arcade prize costs 240 tickets. If you have a coupon for 15% off, how many tickets do you save?</w:t>
+      </w:r>
+    </w:p>
+    <w:p>
+      <w:pPr>
+        <w:spacing w:after="40" w:before="0"/>
+      </w:pPr>
+      <w:r>
+        <w:t xml:space="preserve">     A. 36 tickets</w:t>
+      </w:r>
+    </w:p>
+    <w:p>
+      <w:pPr>
+        <w:spacing w:after="40" w:before="0"/>
+      </w:pPr>
+      <w:r>
+        <w:t xml:space="preserve">     B. 24 tickets</w:t>
+      </w:r>
+    </w:p>
+    <w:p>
+      <w:pPr>
+        <w:spacing w:after="40" w:before="0"/>
+      </w:pPr>
+      <w:r>
+        <w:t xml:space="preserve">     C. 15 tickets</w:t>
+      </w:r>
+    </w:p>
+    <w:p>
+      <w:pPr>
+        <w:spacing w:after="40" w:before="0"/>
+      </w:pPr>
+      <w:r>
+        <w:t xml:space="preserve">     D. 204 tickets</w:t>
       </w:r>
     </w:p>
     <w:p>
@@ -1423,39 +1628,149 @@
           <w:b/>
           <w:bCs/>
         </w:rPr>
-        <w:t xml:space="preserve">10. (Lesson 4.7) A factory produces 360 widgets in 8 hours. At the same rate, how many widgets are produced in a 12-hour shift?</w:t>
-      </w:r>
-    </w:p>
-    <w:p>
-      <w:pPr>
-        <w:spacing w:after="40" w:before="0"/>
-      </w:pPr>
-      <w:r>
-        <w:t xml:space="preserve">     A. 540 widgets</w:t>
-      </w:r>
-    </w:p>
-    <w:p>
-      <w:pPr>
-        <w:spacing w:after="40" w:before="0"/>
-      </w:pPr>
-      <w:r>
-        <w:t xml:space="preserve">     B. 480 widgets</w:t>
-      </w:r>
-    </w:p>
-    <w:p>
-      <w:pPr>
-        <w:spacing w:after="40" w:before="0"/>
-      </w:pPr>
-      <w:r>
-        <w:t xml:space="preserve">     C. 360 widgets</w:t>
-      </w:r>
-    </w:p>
-    <w:p>
-      <w:pPr>
-        <w:spacing w:after="40" w:before="0"/>
-      </w:pPr>
-      <w:r>
-        <w:t xml:space="preserve">     D. 720 widgets</w:t>
+        <w:t xml:space="preserve">8. (Lesson 4.4) A student scored 72 out of 90 on a test. What percent did they score?</w:t>
+      </w:r>
+    </w:p>
+    <w:p>
+      <w:pPr>
+        <w:spacing w:after="40" w:before="0"/>
+      </w:pPr>
+      <w:r>
+        <w:t xml:space="preserve">     A. 80%</w:t>
+      </w:r>
+    </w:p>
+    <w:p>
+      <w:pPr>
+        <w:spacing w:after="40" w:before="0"/>
+      </w:pPr>
+      <w:r>
+        <w:t xml:space="preserve">     B. 72%</w:t>
+      </w:r>
+    </w:p>
+    <w:p>
+      <w:pPr>
+        <w:spacing w:after="40" w:before="0"/>
+      </w:pPr>
+      <w:r>
+        <w:t xml:space="preserve">     C. 75%</w:t>
+      </w:r>
+    </w:p>
+    <w:p>
+      <w:pPr>
+        <w:spacing w:after="40" w:before="0"/>
+      </w:pPr>
+      <w:r>
+        <w:t xml:space="preserve">     D. 90%</w:t>
+      </w:r>
+    </w:p>
+    <w:p>
+      <w:pPr>
+        <w:spacing w:after="60" w:before="120"/>
+      </w:pPr>
+      <w:r>
+        <w:rPr>
+          <w:color w:val="BBBBBB"/>
+        </w:rPr>
+        <w:t xml:space="preserve">______________________________________________________________________</w:t>
+      </w:r>
+    </w:p>
+    <w:p>
+      <w:pPr>
+        <w:spacing w:after="80" w:before="0"/>
+      </w:pPr>
+      <w:r>
+        <w:rPr>
+          <w:b/>
+          <w:bCs/>
+        </w:rPr>
+        <w:t xml:space="preserve">9. (Lesson 4.5) A car is now worth $26,600, which is 70% of its purchase price. What was the purchase price?</w:t>
+      </w:r>
+    </w:p>
+    <w:p>
+      <w:pPr>
+        <w:spacing w:after="40" w:before="0"/>
+      </w:pPr>
+      <w:r>
+        <w:t xml:space="preserve">     A. $38,000</w:t>
+      </w:r>
+    </w:p>
+    <w:p>
+      <w:pPr>
+        <w:spacing w:after="40" w:before="0"/>
+      </w:pPr>
+      <w:r>
+        <w:t xml:space="preserve">     B. $18,620</w:t>
+      </w:r>
+    </w:p>
+    <w:p>
+      <w:pPr>
+        <w:spacing w:after="40" w:before="0"/>
+      </w:pPr>
+      <w:r>
+        <w:t xml:space="preserve">     C. $26,670</w:t>
+      </w:r>
+    </w:p>
+    <w:p>
+      <w:pPr>
+        <w:spacing w:after="40" w:before="0"/>
+      </w:pPr>
+      <w:r>
+        <w:t xml:space="preserve">     D. $45,200</w:t>
+      </w:r>
+    </w:p>
+    <w:p>
+      <w:pPr>
+        <w:spacing w:after="60" w:before="120"/>
+      </w:pPr>
+      <w:r>
+        <w:rPr>
+          <w:color w:val="BBBBBB"/>
+        </w:rPr>
+        <w:t xml:space="preserve">______________________________________________________________________</w:t>
+      </w:r>
+    </w:p>
+    <w:p>
+      <w:pPr>
+        <w:spacing w:after="80" w:before="0"/>
+      </w:pPr>
+      <w:r>
+        <w:rPr>
+          <w:b/>
+          <w:bCs/>
+        </w:rPr>
+        <w:t xml:space="preserve">10. (Lesson 4.5) Which statement correctly names the pieces of "18 students is 30% of the class"?</w:t>
+      </w:r>
+    </w:p>
+    <w:p>
+      <w:pPr>
+        <w:spacing w:after="40" w:before="0"/>
+      </w:pPr>
+      <w:r>
+        <w:t xml:space="preserve">     A. 18 is the part, 30% is the percent, the class size is the whole</w:t>
+      </w:r>
+    </w:p>
+    <w:p>
+      <w:pPr>
+        <w:spacing w:after="40" w:before="0"/>
+      </w:pPr>
+      <w:r>
+        <w:t xml:space="preserve">     B. 18 is the whole, 30% is the part</w:t>
+      </w:r>
+    </w:p>
+    <w:p>
+      <w:pPr>
+        <w:spacing w:after="40" w:before="0"/>
+      </w:pPr>
+      <w:r>
+        <w:t xml:space="preserve">     C. 30 is the part, 18 is the percent</w:t>
+      </w:r>
+    </w:p>
+    <w:p>
+      <w:pPr>
+        <w:spacing w:after="40" w:before="0"/>
+      </w:pPr>
+      <w:r>
+        <w:t xml:space="preserve">     D. The class size is the part</w:t>
       </w:r>
     </w:p>
     <w:p>
@@ -1496,7 +1811,7 @@
           <w:b/>
           <w:bCs/>
         </w:rPr>
-        <w:t xml:space="preserve">1. A. 30</w:t>
+        <w:t xml:space="preserve">1. A. 6 for $4.50 — $0.75 each</w:t>
       </w:r>
     </w:p>
     <w:p>
@@ -1504,7 +1819,7 @@
         <w:spacing w:after="20" w:before="0"/>
       </w:pPr>
       <w:r>
-        <w:t xml:space="preserve">     20% = 0.20. Multiply: 0.20 × 150 = 30.</w:t>
+        <w:t xml:space="preserve">     $4.50 ÷ 6 = $0.75 each. $8.00 ÷ 10 = $0.80 each. $0.75 &lt; $0.80, so 6 for $4.50 is the better buy.</w:t>
       </w:r>
     </w:p>
     <w:p>
@@ -1516,19 +1831,19 @@
           <w:i/>
           <w:iCs/>
         </w:rPr>
-        <w:t xml:space="preserve">     Watch for: A common mistake in Solve Problems with Unit Rates is comparing the total prices instead of the cost per item — the deal with the smaller total can still cost more per unit. Always reduce each option to its unit rate before you decide, then pick the lower one.</w:t>
-      </w:r>
-    </w:p>
-    <w:p>
-      <w:pPr>
-        <w:spacing w:after="40" w:before="0"/>
-      </w:pPr>
-      <w:r>
-        <w:rPr>
-          <w:b/>
-          <w:bCs/>
-        </w:rPr>
-        <w:t xml:space="preserve">2. A. 42</w:t>
+        <w:t xml:space="preserve">     Watch for: A common mistake when finding the whole is multiplying by the percent instead of dividing. For "$42 is 60% of the original price," computing 0.6 × 42 = $25.20 makes the original price SMALLER than the sale price — impossible for a discount. Since percent × whole = part, the whole is found by dividing: 42 ÷ 0.6 = $70. Whenever the percent is less than 100%, the whole must come out larger than the part, so a smaller answer is the tell.</w:t>
+      </w:r>
+    </w:p>
+    <w:p>
+      <w:pPr>
+        <w:spacing w:after="40" w:before="0"/>
+      </w:pPr>
+      <w:r>
+        <w:rPr>
+          <w:b/>
+          <w:bCs/>
+        </w:rPr>
+        <w:t xml:space="preserve">2. A. 3 ounces per minute</w:t>
       </w:r>
     </w:p>
     <w:p>
@@ -1536,7 +1851,7 @@
         <w:spacing w:after="20" w:before="0"/>
       </w:pPr>
       <w:r>
-        <w:t xml:space="preserve">     50% = 0.50. Multiply: 0.50 × 84 = 42. (Or simply divide by 2: 84 ÷ 2 = 42.)</w:t>
+        <w:t xml:space="preserve">     15 ÷ 5 = 3 ounces per minute.</w:t>
       </w:r>
     </w:p>
     <w:p>
@@ -1548,19 +1863,19 @@
           <w:i/>
           <w:iCs/>
         </w:rPr>
-        <w:t xml:space="preserve">     Watch for: A common mistake in Solve Problems with Unit Rates is comparing the total prices instead of the cost per item — the deal with the smaller total can still cost more per unit. Always reduce each option to its unit rate before you decide, then pick the lower one.</w:t>
-      </w:r>
-    </w:p>
-    <w:p>
-      <w:pPr>
-        <w:spacing w:after="40" w:before="0"/>
-      </w:pPr>
-      <w:r>
-        <w:rPr>
-          <w:b/>
-          <w:bCs/>
-        </w:rPr>
-        <w:t xml:space="preserve">3. A. 36 tickets</w:t>
+        <w:t xml:space="preserve">     Watch for: A common mistake when finding the whole is multiplying by the percent instead of dividing. For "$42 is 60% of the original price," computing 0.6 × 42 = $25.20 makes the original price SMALLER than the sale price — impossible for a discount. Since percent × whole = part, the whole is found by dividing: 42 ÷ 0.6 = $70. Whenever the percent is less than 100%, the whole must come out larger than the part, so a smaller answer is the tell.</w:t>
+      </w:r>
+    </w:p>
+    <w:p>
+      <w:pPr>
+        <w:spacing w:after="40" w:before="0"/>
+      </w:pPr>
+      <w:r>
+        <w:rPr>
+          <w:b/>
+          <w:bCs/>
+        </w:rPr>
+        <w:t xml:space="preserve">3. A. 80 tokens</w:t>
       </w:r>
     </w:p>
     <w:p>
@@ -1568,7 +1883,7 @@
         <w:spacing w:after="20" w:before="0"/>
       </w:pPr>
       <w:r>
-        <w:t xml:space="preserve">     15% of 240 = 0.15 × 240 = 36 tickets saved.</w:t>
+        <w:t xml:space="preserve">     Unit rate: 24 ÷ 3 = 8 tokens per minute. In 10 minutes: 8 × 10 = 80 tokens.</w:t>
       </w:r>
     </w:p>
     <w:p>
@@ -1580,19 +1895,19 @@
           <w:i/>
           <w:iCs/>
         </w:rPr>
-        <w:t xml:space="preserve">     Watch for: A common mistake in Solve Problems with Unit Rates is comparing the total prices instead of the cost per item — the deal with the smaller total can still cost more per unit. Always reduce each option to its unit rate before you decide, then pick the lower one.</w:t>
-      </w:r>
-    </w:p>
-    <w:p>
-      <w:pPr>
-        <w:spacing w:after="40" w:before="0"/>
-      </w:pPr>
-      <w:r>
-        <w:rPr>
-          <w:b/>
-          <w:bCs/>
-        </w:rPr>
-        <w:t xml:space="preserve">4. A. 80%</w:t>
+        <w:t xml:space="preserve">     Watch for: A common mistake when finding the whole is multiplying by the percent instead of dividing. For "$42 is 60% of the original price," computing 0.6 × 42 = $25.20 makes the original price SMALLER than the sale price — impossible for a discount. Since percent × whole = part, the whole is found by dividing: 42 ÷ 0.6 = $70. Whenever the percent is less than 100%, the whole must come out larger than the part, so a smaller answer is the tell.</w:t>
+      </w:r>
+    </w:p>
+    <w:p>
+      <w:pPr>
+        <w:spacing w:after="40" w:before="0"/>
+      </w:pPr>
+      <w:r>
+        <w:rPr>
+          <w:b/>
+          <w:bCs/>
+        </w:rPr>
+        <w:t xml:space="preserve">4. A. 540 widgets</w:t>
       </w:r>
     </w:p>
     <w:p>
@@ -1600,7 +1915,7 @@
         <w:spacing w:after="20" w:before="0"/>
       </w:pPr>
       <w:r>
-        <w:t xml:space="preserve">     72/90 simplifies to 8/10, and 10 × 10 = 100, so 8 × 10 = 80. That makes 72/90 = 80/100 = 80%.</w:t>
+        <w:t xml:space="preserve">     Unit rate: 360 ÷ 8 = 45 widgets per hour. In 12 hours: 45 × 12 = 540 widgets.</w:t>
       </w:r>
     </w:p>
     <w:p>
@@ -1612,19 +1927,19 @@
           <w:i/>
           <w:iCs/>
         </w:rPr>
-        <w:t xml:space="preserve">     Watch for: A common mistake in Solve Problems with Unit Rates is comparing the total prices instead of the cost per item — the deal with the smaller total can still cost more per unit. Always reduce each option to its unit rate before you decide, then pick the lower one.</w:t>
-      </w:r>
-    </w:p>
-    <w:p>
-      <w:pPr>
-        <w:spacing w:after="40" w:before="0"/>
-      </w:pPr>
-      <w:r>
-        <w:rPr>
-          <w:b/>
-          <w:bCs/>
-        </w:rPr>
-        <w:t xml:space="preserve">5. A. $37.80</w:t>
+        <w:t xml:space="preserve">     Watch for: A common mistake when finding the whole is multiplying by the percent instead of dividing. For "$42 is 60% of the original price," computing 0.6 × 42 = $25.20 makes the original price SMALLER than the sale price — impossible for a discount. Since percent × whole = part, the whole is found by dividing: 42 ÷ 0.6 = $70. Whenever the percent is less than 100%, the whole must come out larger than the part, so a smaller answer is the tell.</w:t>
+      </w:r>
+    </w:p>
+    <w:p>
+      <w:pPr>
+        <w:spacing w:after="40" w:before="0"/>
+      </w:pPr>
+      <w:r>
+        <w:rPr>
+          <w:b/>
+          <w:bCs/>
+        </w:rPr>
+        <w:t xml:space="preserve">5. A. 2 feet 6 inches</w:t>
       </w:r>
     </w:p>
     <w:p>
@@ -1632,7 +1947,7 @@
         <w:spacing w:after="20" w:before="0"/>
       </w:pPr>
       <w:r>
-        <w:t xml:space="preserve">     Markup: $30 × 1.40 = $42. Discount: $42 × 0.10 = $4.20. Final: $42 − $4.20 = $37.80.</w:t>
+        <w:t xml:space="preserve">     30 ÷ 12 = 2 remainder 6. So 30 inches = 2 feet 6 inches.</w:t>
       </w:r>
     </w:p>
     <w:p>
@@ -1644,19 +1959,19 @@
           <w:i/>
           <w:iCs/>
         </w:rPr>
-        <w:t xml:space="preserve">     Watch for: A common mistake in Solve Problems with Unit Rates is comparing the total prices instead of the cost per item — the deal with the smaller total can still cost more per unit. Always reduce each option to its unit rate before you decide, then pick the lower one.</w:t>
-      </w:r>
-    </w:p>
-    <w:p>
-      <w:pPr>
-        <w:spacing w:after="40" w:before="0"/>
-      </w:pPr>
-      <w:r>
-        <w:rPr>
-          <w:b/>
-          <w:bCs/>
-        </w:rPr>
-        <w:t xml:space="preserve">6. A. $42.00</w:t>
+        <w:t xml:space="preserve">     Watch for: A common mistake when finding the whole is multiplying by the percent instead of dividing. For "$42 is 60% of the original price," computing 0.6 × 42 = $25.20 makes the original price SMALLER than the sale price — impossible for a discount. Since percent × whole = part, the whole is found by dividing: 42 ÷ 0.6 = $70. Whenever the percent is less than 100%, the whole must come out larger than the part, so a smaller answer is the tell.</w:t>
+      </w:r>
+    </w:p>
+    <w:p>
+      <w:pPr>
+        <w:spacing w:after="40" w:before="0"/>
+      </w:pPr>
+      <w:r>
+        <w:rPr>
+          <w:b/>
+          <w:bCs/>
+        </w:rPr>
+        <w:t xml:space="preserve">6. (Lesson 3.10) Spot the Common Mistake</w:t>
       </w:r>
     </w:p>
     <w:p>
@@ -1664,7 +1979,43 @@
         <w:spacing w:after="20" w:before="0"/>
       </w:pPr>
       <w:r>
-        <w:t xml:space="preserve">     Tip: 0.20 × $35 = $7.00. Total: $35 + $7 = $42.00.</w:t>
+        <w:t xml:space="preserve">     The mistake is in Step 3.</w:t>
+      </w:r>
+    </w:p>
+    <w:p>
+      <w:pPr>
+        <w:spacing w:after="20" w:before="0"/>
+      </w:pPr>
+      <w:r>
+        <w:t xml:space="preserve">     Correct work: Ounces are smaller than pounds, so you divide (not multiply): 80 ÷ 16 = 5 pounds. Changing to a bigger unit gives a smaller number.</w:t>
+      </w:r>
+    </w:p>
+    <w:p>
+      <w:pPr>
+        <w:spacing w:after="80" w:before="0"/>
+      </w:pPr>
+      <w:r>
+        <w:t xml:space="preserve">     Watch for: The Operate step multiplied when it should have divided. Pounds are bigger than ounces, so the 80 ounces bundle into 80 ÷ 16 = 5 pounds. An answer of 1,280 pounds should stand out immediately — a container of bolts that weighs 80 ounces is only about 5 pounds.</w:t>
+      </w:r>
+    </w:p>
+    <w:p>
+      <w:pPr>
+        <w:spacing w:after="40" w:before="0"/>
+      </w:pPr>
+      <w:r>
+        <w:rPr>
+          <w:b/>
+          <w:bCs/>
+        </w:rPr>
+        <w:t xml:space="preserve">7. A. 36 tickets</w:t>
+      </w:r>
+    </w:p>
+    <w:p>
+      <w:pPr>
+        <w:spacing w:after="20" w:before="0"/>
+      </w:pPr>
+      <w:r>
+        <w:t xml:space="preserve">     15% of 240 = 0.15 × 240 = 36 tickets saved.</w:t>
       </w:r>
     </w:p>
     <w:p>
@@ -1676,19 +2027,19 @@
           <w:i/>
           <w:iCs/>
         </w:rPr>
-        <w:t xml:space="preserve">     Watch for: A common mistake in Solve Problems with Unit Rates is comparing the total prices instead of the cost per item — the deal with the smaller total can still cost more per unit. Always reduce each option to its unit rate before you decide, then pick the lower one.</w:t>
-      </w:r>
-    </w:p>
-    <w:p>
-      <w:pPr>
-        <w:spacing w:after="40" w:before="0"/>
-      </w:pPr>
-      <w:r>
-        <w:rPr>
-          <w:b/>
-          <w:bCs/>
-        </w:rPr>
-        <w:t xml:space="preserve">7. A. 2 feet 6 inches</w:t>
+        <w:t xml:space="preserve">     Watch for: A common mistake when finding the whole is multiplying by the percent instead of dividing. For "$42 is 60% of the original price," computing 0.6 × 42 = $25.20 makes the original price SMALLER than the sale price — impossible for a discount. Since percent × whole = part, the whole is found by dividing: 42 ÷ 0.6 = $70. Whenever the percent is less than 100%, the whole must come out larger than the part, so a smaller answer is the tell.</w:t>
+      </w:r>
+    </w:p>
+    <w:p>
+      <w:pPr>
+        <w:spacing w:after="40" w:before="0"/>
+      </w:pPr>
+      <w:r>
+        <w:rPr>
+          <w:b/>
+          <w:bCs/>
+        </w:rPr>
+        <w:t xml:space="preserve">8. A. 80%</w:t>
       </w:r>
     </w:p>
     <w:p>
@@ -1696,7 +2047,7 @@
         <w:spacing w:after="20" w:before="0"/>
       </w:pPr>
       <w:r>
-        <w:t xml:space="preserve">     30 ÷ 12 = 2 remainder 6. So 30 inches = 2 feet 6 inches.</w:t>
+        <w:t xml:space="preserve">     72/90 simplifies to 8/10, and 10 × 10 = 100, so 8 × 10 = 80. That makes 72/90 = 80/100 = 80%.</w:t>
       </w:r>
     </w:p>
     <w:p>
@@ -1708,19 +2059,19 @@
           <w:i/>
           <w:iCs/>
         </w:rPr>
-        <w:t xml:space="preserve">     Watch for: A common mistake in Solve Problems with Unit Rates is comparing the total prices instead of the cost per item — the deal with the smaller total can still cost more per unit. Always reduce each option to its unit rate before you decide, then pick the lower one.</w:t>
-      </w:r>
-    </w:p>
-    <w:p>
-      <w:pPr>
-        <w:spacing w:after="40" w:before="0"/>
-      </w:pPr>
-      <w:r>
-        <w:rPr>
-          <w:b/>
-          <w:bCs/>
-        </w:rPr>
-        <w:t xml:space="preserve">8. (Lesson 4.6) Spot the Common Mistake</w:t>
+        <w:t xml:space="preserve">     Watch for: A common mistake when finding the whole is multiplying by the percent instead of dividing. For "$42 is 60% of the original price," computing 0.6 × 42 = $25.20 makes the original price SMALLER than the sale price — impossible for a discount. Since percent × whole = part, the whole is found by dividing: 42 ÷ 0.6 = $70. Whenever the percent is less than 100%, the whole must come out larger than the part, so a smaller answer is the tell.</w:t>
+      </w:r>
+    </w:p>
+    <w:p>
+      <w:pPr>
+        <w:spacing w:after="40" w:before="0"/>
+      </w:pPr>
+      <w:r>
+        <w:rPr>
+          <w:b/>
+          <w:bCs/>
+        </w:rPr>
+        <w:t xml:space="preserve">9. A. $38,000</w:t>
       </w:r>
     </w:p>
     <w:p>
@@ -1728,43 +2079,7 @@
         <w:spacing w:after="20" w:before="0"/>
       </w:pPr>
       <w:r>
-        <w:t xml:space="preserve">     The mistake is in Step 3.</w:t>
-      </w:r>
-    </w:p>
-    <w:p>
-      <w:pPr>
-        <w:spacing w:after="20" w:before="0"/>
-      </w:pPr>
-      <w:r>
-        <w:t xml:space="preserve">     Correct work: Ounces are smaller than pounds, so you divide (not multiply): 80 ÷ 16 = 5 pounds. Changing to a bigger unit gives a smaller number.</w:t>
-      </w:r>
-    </w:p>
-    <w:p>
-      <w:pPr>
-        <w:spacing w:after="80" w:before="0"/>
-      </w:pPr>
-      <w:r>
-        <w:t xml:space="preserve">     Watch for: The Operate step multiplied when it should have divided. Pounds are bigger than ounces, so the 80 ounces bundle into 80 ÷ 16 = 5 pounds. An answer of 1,280 pounds should stand out immediately — a container of bolts that weighs 80 ounces is only about 5 pounds.</w:t>
-      </w:r>
-    </w:p>
-    <w:p>
-      <w:pPr>
-        <w:spacing w:after="40" w:before="0"/>
-      </w:pPr>
-      <w:r>
-        <w:rPr>
-          <w:b/>
-          <w:bCs/>
-        </w:rPr>
-        <w:t xml:space="preserve">9. A. 80 tokens</w:t>
-      </w:r>
-    </w:p>
-    <w:p>
-      <w:pPr>
-        <w:spacing w:after="20" w:before="0"/>
-      </w:pPr>
-      <w:r>
-        <w:t xml:space="preserve">     Unit rate: 24 ÷ 3 = 8 tokens per minute. In 10 minutes: 8 × 10 = 80 tokens.</w:t>
+        <w:t xml:space="preserve">     Write 0.7v = 26,600 and divide: v = 26,600 ÷ 0.7 = $38,000.</w:t>
       </w:r>
     </w:p>
     <w:p>
@@ -1776,19 +2091,19 @@
           <w:i/>
           <w:iCs/>
         </w:rPr>
-        <w:t xml:space="preserve">     Watch for: A common mistake in Solve Problems with Unit Rates is comparing the total prices instead of the cost per item — the deal with the smaller total can still cost more per unit. Always reduce each option to its unit rate before you decide, then pick the lower one.</w:t>
-      </w:r>
-    </w:p>
-    <w:p>
-      <w:pPr>
-        <w:spacing w:after="40" w:before="0"/>
-      </w:pPr>
-      <w:r>
-        <w:rPr>
-          <w:b/>
-          <w:bCs/>
-        </w:rPr>
-        <w:t xml:space="preserve">10. A. 540 widgets</w:t>
+        <w:t xml:space="preserve">     Watch for: A common mistake when finding the whole is multiplying by the percent instead of dividing. For "$42 is 60% of the original price," computing 0.6 × 42 = $25.20 makes the original price SMALLER than the sale price — impossible for a discount. Since percent × whole = part, the whole is found by dividing: 42 ÷ 0.6 = $70. Whenever the percent is less than 100%, the whole must come out larger than the part, so a smaller answer is the tell.</w:t>
+      </w:r>
+    </w:p>
+    <w:p>
+      <w:pPr>
+        <w:spacing w:after="40" w:before="0"/>
+      </w:pPr>
+      <w:r>
+        <w:rPr>
+          <w:b/>
+          <w:bCs/>
+        </w:rPr>
+        <w:t xml:space="preserve">10. A. 18 is the part, 30% is the percent, the class size is the whole</w:t>
       </w:r>
     </w:p>
     <w:p>
@@ -1796,7 +2111,7 @@
         <w:spacing w:after="20" w:before="0"/>
       </w:pPr>
       <w:r>
-        <w:t xml:space="preserve">     Unit rate: 360 ÷ 8 = 45 widgets per hour. In 12 hours: 45 × 12 = 540 widgets.</w:t>
+        <w:t xml:space="preserve">     The known count is the part, the percent describes it, and the missing class size is the whole (100%).</w:t>
       </w:r>
     </w:p>
     <w:p>
@@ -1808,7 +2123,7 @@
           <w:i/>
           <w:iCs/>
         </w:rPr>
-        <w:t xml:space="preserve">     Watch for: A common mistake in Solve Problems with Unit Rates is comparing the total prices instead of the cost per item — the deal with the smaller total can still cost more per unit. Always reduce each option to its unit rate before you decide, then pick the lower one.</w:t>
+        <w:t xml:space="preserve">     Watch for: A common mistake when finding the whole is multiplying by the percent instead of dividing. For "$42 is 60% of the original price," computing 0.6 × 42 = $25.20 makes the original price SMALLER than the sale price — impossible for a discount. Since percent × whole = part, the whole is found by dividing: 42 ÷ 0.6 = $70. Whenever the percent is less than 100%, the whole must come out larger than the part, so a smaller answer is the tell.</w:t>
       </w:r>
     </w:p>
     <w:sectPr>
